--- a/ky/discovery-articles/3.15 Лифт.docx
+++ b/ky/discovery-articles/3.15 Лифт.docx
@@ -4,564 +4,374 @@
   <w:body>
     <w:p>
       <w:pPr>
-        <w:keepNext/>
-        <w:spacing w:before="280" w:after="120"/>
+        <w:pStyle w:val="Title"/>
+        <w:widowControl/>
       </w:pPr>
       <w:r>
-        <w:rPr>
-          <w:rFonts w:ascii="Calibri" w:hAnsi="Calibri" w:eastAsia="Calibri"/>
-          <w:b/>
-          <w:i w:val="0"/>
-          <w:color w:val="004E8C"/>
-          <w:sz w:val="44"/>
-        </w:rPr>
         <w:t>3.15 Лифт</w:t>
       </w:r>
     </w:p>
     <w:p>
       <w:pPr>
-        <w:spacing w:after="80"/>
+        <w:keepNext/>
+        <w:widowControl/>
       </w:pPr>
       <w:r>
         <w:rPr>
-          <w:rFonts w:ascii="Calibri" w:hAnsi="Calibri" w:eastAsia="Calibri"/>
-          <w:b w:val="0"/>
-          <w:i/>
-          <w:color w:val="505050"/>
-          <w:sz w:val="22"/>
+          <w:sz w:val="20"/>
         </w:rPr>
-        <w:t>3. Өнөр жай, энергетика жана транспорт</w:t>
-      </w:r>
-    </w:p>
-    <w:p>
-      <w:pPr>
-        <w:spacing w:after="200"/>
-      </w:pPr>
-      <w:r>
-        <w:rPr>
-          <w:rFonts w:ascii="Calibri" w:hAnsi="Calibri" w:eastAsia="Calibri"/>
-          <w:b w:val="0"/>
-          <w:i/>
-          <w:sz w:val="22"/>
-        </w:rPr>
-        <w:t>Мезгил: XIX кылымдын ортосу чен (коопсуз лифт); ага чейинки көтөргүчтөр; кийин бийик имараттар үчүн электр тутумдары | Негизги өкүлдөр: Элиша Отис (коопсуздук тормозун көрсөтүү); кен жана кампадагы мурдагы көтөргүч усталары; кийинки электр лифтинин инженерлери</w:t>
-      </w:r>
-    </w:p>
-    <w:p>
-      <w:pPr>
-        <w:spacing w:after="160" w:line="276" w:lineRule="auto"/>
-      </w:pPr>
-      <w:r>
-        <w:rPr>
-          <w:rFonts w:ascii="Calibri" w:hAnsi="Calibri" w:eastAsia="Calibri"/>
-          <w:b w:val="0"/>
-          <w:i w:val="0"/>
-          <w:sz w:val="22"/>
-        </w:rPr>
-        <w:t>Лифт — адам менен жүктү кабаттардын ортосунда көтөргөн багыттоочу шахтадагы кабина; коопсуздук тормозу, кийин электр жетеги аны ишенимдүү кылган. Ал имараттын бийиктигин күнүмдүк пайдаланылуучу мейкиндикке айланткан.</w:t>
+        <w:t>3. Өнөр жай, энергия жана транспорт</w:t>
       </w:r>
     </w:p>
     <w:p>
       <w:pPr>
         <w:keepNext/>
-        <w:spacing w:before="240" w:after="120"/>
+        <w:widowControl/>
       </w:pPr>
       <w:r>
         <w:rPr>
-          <w:rFonts w:ascii="Calibri" w:hAnsi="Calibri" w:eastAsia="Calibri"/>
-          <w:b/>
-          <w:i w:val="0"/>
-          <w:color w:val="004E8C"/>
-          <w:sz w:val="28"/>
+          <w:sz w:val="20"/>
         </w:rPr>
-        <w:t>Негизги фактылар</w:t>
+        <w:t>Мезгил: XIX кылымдын ортосу (коопсуз лифт); мурдагы көтөргүчтөр; кийин бийик имараттардын электр системалары | Негизги салым кошкондор: Элиша Отис (коопсуздук тормозун көрсөткөн); мурдагы кен жана кампа көтөргүч усталары; кийин электр лифт инженерлери</w:t>
+      </w:r>
+    </w:p>
+    <w:p>
+      <w:pPr>
+        <w:widowControl/>
+      </w:pPr>
+      <w:r>
+        <w:t>Лифт адамдарды жана жүктү кабаттардын ортосунда көтөрүп-түшүргөн багытталган кабина. Коопсуздук тормоздору, кийин электр кыймылдаткычтары аны ишенимдүү кылган. Ал бийик мейкиндикти күн сайын колдонулуучу кыймылсыз мүлккө айландырган.</w:t>
+      </w:r>
+    </w:p>
+    <w:p>
+      <w:pPr>
+        <w:pStyle w:val="Heading1"/>
+        <w:widowControl/>
+      </w:pPr>
+      <w:r>
+        <w:t>Негизги маалыматтар</w:t>
       </w:r>
     </w:p>
     <w:p>
       <w:pPr>
         <w:pStyle w:val="ListBullet"/>
+        <w:widowControl/>
       </w:pPr>
       <w:r>
-        <w:rPr>
-          <w:rFonts w:ascii="Calibri" w:hAnsi="Calibri" w:eastAsia="Calibri"/>
-          <w:b w:val="0"/>
-          <w:i w:val="0"/>
-          <w:sz w:val="22"/>
-        </w:rPr>
-        <w:t>Жүк көтөргүчтөр жүргүнчү өзүн коопсуз сезген лифттен кыйла мурда эле колдонулган</w:t>
+        <w:t>Жүргүнчүлөр ишене электе эле жүк үчүн көтөргүчтөр болгон.</w:t>
       </w:r>
     </w:p>
     <w:p>
       <w:pPr>
         <w:pStyle w:val="ListBullet"/>
+        <w:widowControl/>
       </w:pPr>
       <w:r>
-        <w:rPr>
-          <w:rFonts w:ascii="Calibri" w:hAnsi="Calibri" w:eastAsia="Calibri"/>
-          <w:b w:val="0"/>
-          <w:i w:val="0"/>
-          <w:sz w:val="22"/>
-        </w:rPr>
-        <w:t>Элиша Отис 1850-жылдары аркан үзүлгөндө кулап бараткан платформаны токтоткон коопсуздук механизмин көрсөткөн</w:t>
+        <w:t>Элиша Отис 1850-жылдары аркан үзүлсө платформаны токтоткон коопсуздук механизмин көрсөткөн.</w:t>
       </w:r>
     </w:p>
     <w:p>
       <w:pPr>
         <w:pStyle w:val="ListBullet"/>
+        <w:widowControl/>
       </w:pPr>
       <w:r>
-        <w:rPr>
-          <w:rFonts w:ascii="Calibri" w:hAnsi="Calibri" w:eastAsia="Calibri"/>
-          <w:b w:val="0"/>
-          <w:i w:val="0"/>
-          <w:sz w:val="22"/>
-        </w:rPr>
-        <w:t>Өсүп жаткан шаар имараттарын алгач буу жана гидравликалык, кийин электр лифттери тейлеген</w:t>
+        <w:t>Буу, гидравликалык, кийин электр лифттери өскөн шаар имараттарына кызмат кылган.</w:t>
       </w:r>
     </w:p>
     <w:p>
       <w:pPr>
         <w:pStyle w:val="ListBullet"/>
+        <w:widowControl/>
       </w:pPr>
       <w:r>
-        <w:rPr>
-          <w:rFonts w:ascii="Calibri" w:hAnsi="Calibri" w:eastAsia="Calibri"/>
-          <w:b w:val="0"/>
-          <w:i w:val="0"/>
-          <w:sz w:val="22"/>
-        </w:rPr>
-        <w:t>Автоматтык башкаруу, эшик жана коопсуздук нормалары жүргүнчү ташууну кадимки көрүнүшкө айланткан</w:t>
+        <w:t>Автоматтык башкаруу, эшиктер жана эрежелер жүргүнчү ташууну кадимки кызматка айландырган.</w:t>
       </w:r>
     </w:p>
     <w:p>
       <w:pPr>
         <w:pStyle w:val="ListBullet"/>
+        <w:widowControl/>
       </w:pPr>
       <w:r>
-        <w:rPr>
-          <w:rFonts w:ascii="Calibri" w:hAnsi="Calibri" w:eastAsia="Calibri"/>
-          <w:b w:val="0"/>
-          <w:i w:val="0"/>
-          <w:sz w:val="22"/>
-        </w:rPr>
-        <w:t>Бийик имараттын экономикасы тез жана коопсуз тик транспортко көз каранды</w:t>
+        <w:t>Асман тиреген имараттын экономикалык мааниси тез жана коопсуз тик транспортко таянат.</w:t>
       </w:r>
     </w:p>
     <w:p>
       <w:pPr>
-        <w:keepNext/>
-        <w:spacing w:before="240" w:after="120"/>
+        <w:pStyle w:val="Heading1"/>
+        <w:widowControl/>
       </w:pPr>
       <w:r>
-        <w:rPr>
-          <w:rFonts w:ascii="Calibri" w:hAnsi="Calibri" w:eastAsia="Calibri"/>
-          <w:b/>
-          <w:i w:val="0"/>
-          <w:color w:val="004E8C"/>
-          <w:sz w:val="28"/>
-        </w:rPr>
-        <w:t>Бул эмне</w:t>
+        <w:t>Бул эмне?</w:t>
       </w:r>
     </w:p>
     <w:p>
       <w:pPr>
-        <w:spacing w:after="160" w:line="276" w:lineRule="auto"/>
+        <w:widowControl/>
       </w:pPr>
       <w:r>
-        <w:rPr>
-          <w:rFonts w:ascii="Calibri" w:hAnsi="Calibri" w:eastAsia="Calibri"/>
-          <w:b w:val="0"/>
-          <w:i w:val="0"/>
-          <w:sz w:val="22"/>
-        </w:rPr>
-        <w:t>Лифт — шахтадагы багыттоочулар менен түз жүргөн, аркан, гидравлика же башка жетектин жардамы менен өйдө-төмөн кыймылдаган кабина. Коопсуздук кармагычы, буфер жана блокировка авария болгон күндө адамдарды коргоого багытталган; каршы салмак жүктү теңдейт. Баскычтар менен чакырууну бөлүштүргөн логика шахтаны жалпы тик көчөгө айлантат. Жөнөкөй айтканда, бул өйдө-төмөн жүргөн бөлмө. Чыныгы чечүүчү жаңылык жүк көтөрүүнүн өзү эмес — кендерде лебедка мурда эле бар болчу — адамдарды ага коркпой отургузуу болгон.</w:t>
+        <w:t>Лифт шахтанын ичинде багыттоочулар боюнча жүргөн кабинадан турат. Аны аркан, гидравлика же башка механизм көтөрүп-түшүрөт. Коопсуздук кармагычтары, сокку жумшарткычтар жана өз ара бөгөттөр бузулуунун кесепетин азайтууга арналат; каршы салмак жүктү теңдейт. Баскычтар менен чакырууларды бөлүштүрүү логикасы шахтаны жалпы тик көчөгө айландырат. Бул — өйдө-төмөн жүргөн бөлмө. Чечүүчү жаңылык көтөрүүнүн өзү эмес, анткени кендерде лебёдка бар болчу, адамдарды анын ичине ишенип киргизүү болгон.</w:t>
       </w:r>
     </w:p>
     <w:p>
       <w:pPr>
-        <w:keepNext/>
-        <w:spacing w:before="240" w:after="120"/>
+        <w:pStyle w:val="Heading1"/>
+        <w:widowControl/>
       </w:pPr>
       <w:r>
-        <w:rPr>
-          <w:rFonts w:ascii="Calibri" w:hAnsi="Calibri" w:eastAsia="Calibri"/>
-          <w:b/>
-          <w:i w:val="0"/>
-          <w:color w:val="004E8C"/>
-          <w:sz w:val="28"/>
-        </w:rPr>
-        <w:t>Аны ким ачкан же ойлоп тапкан</w:t>
+        <w:t xml:space="preserve">Ким ойлоп тапкан</w:t>
       </w:r>
     </w:p>
     <w:p>
       <w:pPr>
-        <w:spacing w:after="160" w:line="276" w:lineRule="auto"/>
+        <w:widowControl/>
       </w:pPr>
       <w:r>
-        <w:rPr>
-          <w:rFonts w:ascii="Calibri" w:hAnsi="Calibri" w:eastAsia="Calibri"/>
-          <w:b w:val="0"/>
-          <w:i w:val="0"/>
-          <w:sz w:val="22"/>
-        </w:rPr>
-        <w:t>Кампа менен театрда жүк көтөргөн платформалар байыркы замандан белгилүү. Элиша Отис аркан үзүлсө рельсти кармап калган коопсуздук түзүлүшүн сатып жайылтып, XIX кылымдын 1850-жылдарында Нью-Йоркто эл алдында көрсөткөнү менен тарыхта символдук орун алган. Сансыз инженерлер барабан, гидравлика, электр тартуу жана эшик тутумдарын өркүндөткөн. Коопсуздукка болгон ишенимди курулуш нормалары менен инспекторлор да түзгөн. Белгилүү бренддин баяны узак көтөргүч өнөрүн бир гана көргөзмөдөгү учурга жөнөкөйлөтүп салат.</w:t>
+        <w:t>Көтөрүүчү платформалар кампаларда жана театрларда байыркыдан колдонулган. Элиша Отис көтөргүч аркан үзүлгөндө рельсти кармаган коопсуздук түзүлүшүн жайылтуу менен белгилүү болгон. Ал аны 1850-жылдары Нью-Йоркто атактуу көрсөтүүдө тааныткан. Сансыз инженерлер барабанды, гидравликаны, электр тартууну жана эшик системаларын жакшырткан. Ишеним жаратууга курулуш эрежелери менен текшерүүчүлөр да катышкан. Бренддин тарыхы узак көтөргүч өнөрүн бир көргөзмөдөгү окуяга кыскартып көрсөтөт.</w:t>
       </w:r>
     </w:p>
     <w:p>
       <w:pPr>
-        <w:keepNext/>
-        <w:spacing w:before="240" w:after="120"/>
+        <w:pStyle w:val="Heading1"/>
+        <w:widowControl/>
       </w:pPr>
       <w:r>
-        <w:rPr>
-          <w:rFonts w:ascii="Calibri" w:hAnsi="Calibri" w:eastAsia="Calibri"/>
-          <w:b/>
-          <w:i w:val="0"/>
-          <w:color w:val="004E8C"/>
-          <w:sz w:val="28"/>
-        </w:rPr>
-        <w:t>Качан жана кантип пайда болгон</w:t>
+        <w:t>Качан жана кантип пайда болгон?</w:t>
       </w:r>
     </w:p>
     <w:p>
       <w:pPr>
-        <w:spacing w:after="160" w:line="276" w:lineRule="auto"/>
+        <w:widowControl/>
       </w:pPr>
       <w:r>
-        <w:rPr>
-          <w:rFonts w:ascii="Calibri" w:hAnsi="Calibri" w:eastAsia="Calibri"/>
-          <w:b w:val="0"/>
-          <w:i w:val="0"/>
-          <w:sz w:val="22"/>
-        </w:rPr>
-        <w:t>XIX кылымдын ортосунда коопсуз лифттин жарнамасы темир каркастуу имараттар бийиктикке умтулган мезгилге туш келген. Универмаг менен кеңселерде алгач буу жана гидравликалык лифт, XIX кылымдын аягы менен XX кылымдын башында бийик шахтага ылайыктуу электр тартуу колдонулган. Автоматтык иштөө лифтчини азайткан; шаар куруу жана өрт коопсуздугу эрежелери аны менен кошо өнүккөн. Асман тиреген имарат доорунда лифттердин катар шахталары фасад сыяктуу эле негизги белгиге айланган. Шаар жеринин баасы жогорулаган сайын лифтке суроо-талап да өскөн.</w:t>
+        <w:t>XIX кылымдын ортосунда коопсуздукту көрсөтүү бийик болууга умтулган темир каркастуу имараттар менен дал келген. Буу жана гидравликалык лифттер универмагдарга жана кеңселерге кызмат кылган. XIX кылымдын аягы — XX кылымдын башындагы электр тартуусу бийик шахталарга ылайык болгон. Автоматтык иштетүү операторлорду азайткан; курулушту зоналарга бөлүү жана өрт эрежелери кошо өнүккөн. Асман тиреген имараттар доорунда лифт топтору фасаддай эле негизги белги болгон. Жайылышы шаар жеринин баасынын өсүшүнө байланышкан.</w:t>
       </w:r>
     </w:p>
     <w:p>
       <w:pPr>
-        <w:keepNext/>
-        <w:spacing w:before="240" w:after="120"/>
+        <w:pStyle w:val="Heading1"/>
+        <w:widowControl/>
       </w:pPr>
       <w:r>
-        <w:rPr>
-          <w:rFonts w:ascii="Calibri" w:hAnsi="Calibri" w:eastAsia="Calibri"/>
-          <w:b/>
-          <w:i w:val="0"/>
-          <w:color w:val="004E8C"/>
-          <w:sz w:val="28"/>
-        </w:rPr>
-        <w:t>Илимий жактан мааниси</w:t>
+        <w:t>Илим үчүн мааниси</w:t>
       </w:r>
     </w:p>
     <w:p>
       <w:pPr>
-        <w:spacing w:after="160" w:line="276" w:lineRule="auto"/>
+        <w:widowControl/>
       </w:pPr>
       <w:r>
-        <w:rPr>
-          <w:rFonts w:ascii="Calibri" w:hAnsi="Calibri" w:eastAsia="Calibri"/>
-          <w:b w:val="0"/>
-          <w:i w:val="0"/>
-          <w:sz w:val="22"/>
-        </w:rPr>
-        <w:t>Лифт динамика, сүрүлүү, башкаруу жана адамга ыңгайлуулук маселелерин бир жерге топтойт: ылдамдануу канчалык сезилет, аркан канча созулат, жүргүнчүлөр кезеги кантип бөлүштүрүлөт. Коопсуздук инженериясы аркан үзүлгөн сейрек учурду кийин ойлонулуучу кокустук эмес, башынан эсептелген шарт катары карайт. Каршы салмактуу тартуу лифти механикалык артыкчылык менен энергия үнөмдөөнү көрсөтөт. Бийик имараттагы өрт менен түтүндү моделдөөдө шахта тик канал катары сөзсүз эске алынат. Лифт — коомдун көз алдында ишенимдүүлүк сыналган лаборатория.</w:t>
+        <w:t>Лифт динамиканын, сүрүлүүнүн, башкаруунун жана адам факторунун маселелерин бириктирет: ылдамдануудагы ыңгайлуулук, аркандын созулушу, кезек күтүү. Коопсуздук инженериясы сейрек аркан үзүлүшүн кийин ойлончу нерсе эмес, башынан каралуучу шарт деп кабыл алат. Аркандуу лифт каршы салмак менен механикалык артыкчылыкты жана энергия үнөмдөөнү көрсөтөт. Бийик имараттагы өрт менен түтүндү моделдөөдө шахталар тик өтмөк катары эске алынат. Лифт коом күн сайын сынаган ишенимдүүлүк лабораториясы.</w:t>
       </w:r>
     </w:p>
     <w:p>
       <w:pPr>
-        <w:keepNext/>
-        <w:spacing w:before="240" w:after="120"/>
+        <w:pStyle w:val="Heading1"/>
+        <w:widowControl/>
       </w:pPr>
       <w:r>
-        <w:rPr>
-          <w:rFonts w:ascii="Calibri" w:hAnsi="Calibri" w:eastAsia="Calibri"/>
-          <w:b/>
-          <w:i w:val="0"/>
-          <w:color w:val="004E8C"/>
-          <w:sz w:val="28"/>
-        </w:rPr>
-        <w:t>Кийинки өнүгүүлөргө тийгизген таасири</w:t>
+        <w:t>Кийинки өнүгүүгө тийгизген таасири</w:t>
       </w:r>
     </w:p>
     <w:p>
       <w:pPr>
-        <w:spacing w:after="160" w:line="276" w:lineRule="auto"/>
+        <w:widowControl/>
       </w:pPr>
       <w:r>
-        <w:rPr>
-          <w:rFonts w:ascii="Calibri" w:hAnsi="Calibri" w:eastAsia="Calibri"/>
-          <w:b w:val="0"/>
-          <w:i w:val="0"/>
-          <w:sz w:val="22"/>
-        </w:rPr>
-        <w:t>Ишенимдүү лифт болбосо заманбап асман тиреген имарат менен көп кабаттуу мейманкана экономикалык жактан пайдасыз болмок. Шаардын тыгыздыгы, борбордук ишкер району жана тик соода борбору ага таянат. Кийин жеткиликтүүлүк укугу лифтти жарандык теңдиктин инфраструктурасына айланткан. Кампадагы автоматташтыруу жана курулуш көтөргүчтөрү анын туугандары. Адамдар көчөдөн кыйла бийикте жашап, иштей ала баштагандыктан архитектуранын сырткы көрүнүшү өзгөргөн — албетте, чакырылган кабина өз убагында келсе.</w:t>
+        <w:t>Ишенимдүү лифтсиз азыркы асман тиреген имарат жана көп кабаттуу мейманкана экономикалык жактан аз мааниге ээ. Шаардын тыгыздыгы, борбордук ишкердик аймактар жана көп кабаттуу соода борборлору ага таянат. Кийин жеткиликтүүлүк талкуулары лифтти жарандардын укугун камсыздаган инфраструктура катары караган. Кампаны автоматташтыруу жана курулуш көтөргүчтөрү тектеш. Кабина чакырганда келсе, адамдар көчө ызы-чуусунан алыс бийиктикте жашап-иштей алгандыктан архитектуранын көрүнүшү өзгөргөн.</w:t>
       </w:r>
     </w:p>
     <w:p>
       <w:pPr>
-        <w:keepNext/>
-        <w:spacing w:before="240" w:after="120"/>
+        <w:pStyle w:val="Heading1"/>
+        <w:widowControl/>
       </w:pPr>
       <w:r>
-        <w:rPr>
-          <w:rFonts w:ascii="Calibri" w:hAnsi="Calibri" w:eastAsia="Calibri"/>
-          <w:b/>
-          <w:i w:val="0"/>
-          <w:color w:val="004E8C"/>
-          <w:sz w:val="28"/>
-        </w:rPr>
-        <w:t>Адамдардын жашоосун кантип өзгөрткөн</w:t>
+        <w:t>Адамдардын жашоосун кантип өзгөрткөн?</w:t>
       </w:r>
     </w:p>
     <w:p>
       <w:pPr>
-        <w:spacing w:after="160" w:line="276" w:lineRule="auto"/>
+        <w:widowControl/>
       </w:pPr>
       <w:r>
-        <w:rPr>
-          <w:rFonts w:ascii="Calibri" w:hAnsi="Calibri" w:eastAsia="Calibri"/>
-          <w:b w:val="0"/>
-          <w:i w:val="0"/>
-          <w:sz w:val="22"/>
-        </w:rPr>
-        <w:t>Мурда арзан чатыр бөлмө болгон жогорку кабаттар кооз көрүнүшү бар баалуу жайга айланган. Жумушка баруунун бир бөлүгү тик багытта өтүп, кокус жолугушуулар кире беришке жана лифт кабинасына көчкөн. Бийиктиктен коркууга баскычтары бар болот куту жооп берген, бирок айрымдар ага толук ишене алган эмес. Бүгүн жыш шаарда жыйырма кабатка жөө чыгуу милдет эмес деп кабыл алынат — лифт токтогондо гана билинген тынч көз карандылык.</w:t>
+        <w:t>Жогорку кабаттар арзан чатыр алдындагы жайдан жакшы көрүнүшү үчүн бааланган мейкиндикке айланган. Жумушка каттоонун бир бөлүгү тик багытта өткөн; кокус жолугушуулар кире беришке жана кабинага көчкөн. Бийиктиктен коркуу баскычтары бар болот кутуга туш болгон; айрымдар ага толук ишене алган эмес. Калкы жыш шаарларда жыйырма кабатты жөө чыгуу милдет эмес деп кабыл алынат. Бул көз карандылык лифт токтогондо гана билинет.</w:t>
       </w:r>
     </w:p>
     <w:p>
       <w:pPr>
-        <w:keepNext/>
-        <w:spacing w:before="240" w:after="120"/>
+        <w:pStyle w:val="Heading1"/>
+        <w:widowControl/>
       </w:pPr>
       <w:r>
-        <w:rPr>
-          <w:rFonts w:ascii="Calibri" w:hAnsi="Calibri" w:eastAsia="Calibri"/>
-          <w:b/>
-          <w:i w:val="0"/>
-          <w:color w:val="004E8C"/>
-          <w:sz w:val="28"/>
-        </w:rPr>
-        <w:t>Булактар жана шилтемелер</w:t>
+        <w:t>Булактар жана кошумча окуу</w:t>
       </w:r>
     </w:p>
     <w:p>
       <w:pPr>
-        <w:keepNext/>
-        <w:spacing w:before="240" w:after="120"/>
+        <w:pStyle w:val="Heading2"/>
+        <w:widowControl/>
       </w:pPr>
       <w:r>
         <w:rPr>
-          <w:rFonts w:ascii="Calibri" w:hAnsi="Calibri" w:eastAsia="Calibri"/>
-          <w:b/>
-          <w:i w:val="0"/>
-          <w:color w:val="004E8C"/>
-          <w:sz w:val="24"/>
+          <w:sz w:val="20"/>
         </w:rPr>
-        <w:t>A. Китептер жана негизги илимий эмгектер</w:t>
+        <w:t>Китептер жана негизги илимий эмгектер</w:t>
       </w:r>
     </w:p>
     <w:p>
       <w:pPr>
-        <w:spacing w:after="80"/>
-        <w:ind w:left="360"/>
+        <w:widowControl/>
       </w:pPr>
       <w:r>
         <w:rPr>
-          <w:rFonts w:ascii="Calibri" w:hAnsi="Calibri" w:eastAsia="Calibri"/>
-          <w:b w:val="0"/>
-          <w:i w:val="0"/>
-          <w:sz w:val="22"/>
+          <w:sz w:val="20"/>
         </w:rPr>
         <w:t>1. Bernard, Andreas. Lifted: A Cultural History of the Elevator. New York: NYU Press, 2014.</w:t>
       </w:r>
     </w:p>
     <w:p>
       <w:pPr>
-        <w:keepNext/>
-        <w:spacing w:before="240" w:after="120"/>
+        <w:pStyle w:val="Heading2"/>
+        <w:widowControl/>
       </w:pPr>
       <w:r>
         <w:rPr>
-          <w:rFonts w:ascii="Calibri" w:hAnsi="Calibri" w:eastAsia="Calibri"/>
-          <w:b/>
-          <w:i w:val="0"/>
-          <w:color w:val="004E8C"/>
-          <w:sz w:val="24"/>
+          <w:sz w:val="20"/>
         </w:rPr>
-        <w:t>C. Мекемелердин материалдары жана энциклопедиялык булактар</w:t>
+        <w:t>Уюмдардын жана энциклопедиялардын материалдары</w:t>
       </w:r>
     </w:p>
     <w:p>
       <w:pPr>
-        <w:spacing w:after="80"/>
-        <w:ind w:left="360"/>
+        <w:widowControl/>
       </w:pPr>
       <w:r>
         <w:rPr>
-          <w:rFonts w:ascii="Calibri" w:hAnsi="Calibri" w:eastAsia="Calibri"/>
-          <w:b w:val="0"/>
-          <w:i w:val="0"/>
-          <w:sz w:val="22"/>
+          <w:sz w:val="20"/>
         </w:rPr>
-        <w:t>1. Encyclopaedia Britannica. “Elevator” (“Лифт”).</w:t>
-      </w:r>
-      <w:r>
-        <w:rPr>
-          <w:rFonts w:ascii="Calibri" w:hAnsi="Calibri" w:eastAsia="Calibri"/>
-          <w:b w:val="0"/>
-          <w:i w:val="0"/>
-          <w:sz w:val="22"/>
-        </w:rPr>
-        <w:t xml:space="preserve"> </w:t>
+        <w:t xml:space="preserve">1. Encyclopaedia Britannica. 'Elevator.' </w:t>
       </w:r>
       <w:hyperlink r:id="rId9">
         <w:r>
           <w:rPr>
-            <w:rFonts w:ascii="Calibri" w:hAnsi="Calibri" w:eastAsia="Calibri"/>
-            <w:b w:val="0"/>
-            <w:i w:val="0"/>
-            <w:sz w:val="22"/>
-            <w:color w:val="0563C1"/>
-            <w:u w:val="single"/>
+            <w:sz w:val="20"/>
           </w:rPr>
           <w:t>https://www.britannica.com/technology/elevator-vertical-transport</w:t>
         </w:r>
       </w:hyperlink>
+      <w:r>
+        <w:rPr>
+          <w:sz w:val="20"/>
+        </w:rPr>
+      </w:r>
     </w:p>
     <w:p>
       <w:pPr>
-        <w:spacing w:after="80"/>
-        <w:ind w:left="360"/>
+        <w:widowControl/>
       </w:pPr>
       <w:r>
         <w:rPr>
-          <w:rFonts w:ascii="Calibri" w:hAnsi="Calibri" w:eastAsia="Calibri"/>
-          <w:b w:val="0"/>
-          <w:i w:val="0"/>
-          <w:sz w:val="22"/>
+          <w:sz w:val="20"/>
         </w:rPr>
-        <w:t>2. Encyclopaedia Britannica. “Elisha Otis” (“Элиша Отис”).</w:t>
-      </w:r>
-      <w:r>
-        <w:rPr>
-          <w:rFonts w:ascii="Calibri" w:hAnsi="Calibri" w:eastAsia="Calibri"/>
-          <w:b w:val="0"/>
-          <w:i w:val="0"/>
-          <w:sz w:val="22"/>
-        </w:rPr>
-        <w:t xml:space="preserve"> </w:t>
+        <w:t xml:space="preserve">2. Encyclopaedia Britannica. 'Elisha Otis.' </w:t>
       </w:r>
       <w:hyperlink r:id="rId10">
         <w:r>
           <w:rPr>
-            <w:rFonts w:ascii="Calibri" w:hAnsi="Calibri" w:eastAsia="Calibri"/>
-            <w:b w:val="0"/>
-            <w:i w:val="0"/>
-            <w:sz w:val="22"/>
-            <w:color w:val="0563C1"/>
-            <w:u w:val="single"/>
+            <w:sz w:val="20"/>
           </w:rPr>
           <w:t>https://www.britannica.com/biography/Elisha-Otis</w:t>
         </w:r>
       </w:hyperlink>
-    </w:p>
-    <w:p>
-      <w:pPr>
-        <w:keepNext/>
-        <w:spacing w:before="240" w:after="120"/>
-      </w:pPr>
       <w:r>
         <w:rPr>
-          <w:rFonts w:ascii="Calibri" w:hAnsi="Calibri" w:eastAsia="Calibri"/>
-          <w:b/>
-          <w:i w:val="0"/>
-          <w:color w:val="004E8C"/>
-          <w:sz w:val="24"/>
+          <w:sz w:val="20"/>
         </w:rPr>
-        <w:t>J. Басма сөз, илимий-популярдуу жана жалпы маалымат булактары</w:t>
       </w:r>
     </w:p>
     <w:p>
       <w:pPr>
-        <w:spacing w:after="80"/>
-        <w:ind w:left="360"/>
+        <w:pStyle w:val="Heading2"/>
+        <w:widowControl/>
       </w:pPr>
       <w:r>
         <w:rPr>
-          <w:rFonts w:ascii="Calibri" w:hAnsi="Calibri" w:eastAsia="Calibri"/>
-          <w:b w:val="0"/>
-          <w:i w:val="0"/>
-          <w:sz w:val="22"/>
+          <w:sz w:val="20"/>
         </w:rPr>
-        <w:t>1. Smithsonian Magazine. “The History of the Elevator”.</w:t>
+        <w:t>Басма сөз, илимий-популярдуу жана маалымдама материалдар</w:t>
       </w:r>
+    </w:p>
+    <w:p>
+      <w:pPr>
+        <w:widowControl/>
+      </w:pPr>
       <w:r>
         <w:rPr>
-          <w:rFonts w:ascii="Calibri" w:hAnsi="Calibri" w:eastAsia="Calibri"/>
-          <w:b w:val="0"/>
-          <w:i w:val="0"/>
-          <w:sz w:val="22"/>
+          <w:sz w:val="20"/>
         </w:rPr>
-        <w:t xml:space="preserve"> </w:t>
+        <w:t xml:space="preserve">1. Smithsonian Magazine. 'The History of the Elevator.' </w:t>
       </w:r>
       <w:hyperlink r:id="rId11">
         <w:r>
           <w:rPr>
-            <w:rFonts w:ascii="Calibri" w:hAnsi="Calibri" w:eastAsia="Calibri"/>
-            <w:b w:val="0"/>
-            <w:i w:val="0"/>
-            <w:sz w:val="22"/>
-            <w:color w:val="0563C1"/>
-            <w:u w:val="single"/>
+            <w:sz w:val="20"/>
           </w:rPr>
           <w:t>https://www.smithsonianmag.com/history/the-history-of-the-elevator-180975143/</w:t>
         </w:r>
       </w:hyperlink>
+      <w:r>
+        <w:rPr>
+          <w:sz w:val="20"/>
+        </w:rPr>
+      </w:r>
     </w:p>
     <w:p>
       <w:pPr>
-        <w:spacing w:after="80"/>
-        <w:ind w:left="360"/>
+        <w:widowControl/>
       </w:pPr>
       <w:r>
         <w:rPr>
-          <w:rFonts w:ascii="Calibri" w:hAnsi="Calibri" w:eastAsia="Calibri"/>
-          <w:b w:val="0"/>
-          <w:i w:val="0"/>
-          <w:sz w:val="22"/>
+          <w:sz w:val="20"/>
         </w:rPr>
-        <w:t>2. Otis. Коопсуз лифттин компаниялык тарыхы.</w:t>
-      </w:r>
-      <w:r>
-        <w:rPr>
-          <w:rFonts w:ascii="Calibri" w:hAnsi="Calibri" w:eastAsia="Calibri"/>
-          <w:b w:val="0"/>
-          <w:i w:val="0"/>
-          <w:sz w:val="22"/>
-        </w:rPr>
-        <w:t xml:space="preserve"> </w:t>
+        <w:t xml:space="preserve">2. Otis. Company history of the safety elevator. </w:t>
       </w:r>
       <w:hyperlink r:id="rId12">
         <w:r>
           <w:rPr>
-            <w:rFonts w:ascii="Calibri" w:hAnsi="Calibri" w:eastAsia="Calibri"/>
-            <w:b w:val="0"/>
-            <w:i w:val="0"/>
-            <w:sz w:val="22"/>
-            <w:color w:val="0563C1"/>
-            <w:u w:val="single"/>
+            <w:sz w:val="20"/>
           </w:rPr>
           <w:t>https://www.otis.com/en/us/our-company/history</w:t>
         </w:r>
       </w:hyperlink>
+      <w:r>
+        <w:rPr>
+          <w:sz w:val="20"/>
+        </w:rPr>
+      </w:r>
     </w:p>
     <w:sectPr>
-      <w:pgSz w:w="12240" w:h="15840"/>
-      <w:pgMar w:top="1296" w:right="1440" w:bottom="1296" w:left="1440" w:header="720" w:footer="720" w:gutter="0"/>
+      <w:footerReference w:type="default" r:id="rId13"/>
+      <w:pgSz w:w="11906" w:h="16838"/>
+      <w:pgMar w:top="1020" w:right="1134" w:bottom="1020" w:left="1134" w:header="720" w:footer="720" w:gutter="0"/>
       <w:cols w:space="720"/>
       <w:docGrid w:linePitch="360"/>
     </w:sectPr>
   </w:body>
 </w:document>
+</file>
+
+<file path=word/footer1.xml><?xml version="1.0" encoding="utf-8"?>
+<w:ftr xmlns:m="http://schemas.openxmlformats.org/officeDocument/2006/math" xmlns:mc="http://schemas.openxmlformats.org/markup-compatibility/2006" xmlns:mo="http://schemas.microsoft.com/office/mac/office/2008/main" xmlns:mv="urn:schemas-microsoft-com:mac:vml" xmlns:o="urn:schemas-microsoft-com:office:office" xmlns:r="http://schemas.openxmlformats.org/officeDocument/2006/relationships" xmlns:v="urn:schemas-microsoft-com:vml" xmlns:w10="urn:schemas-microsoft-com:office:word" xmlns:w14="http://schemas.microsoft.com/office/word/2010/wordml" xmlns:w="http://schemas.openxmlformats.org/wordprocessingml/2006/main" xmlns:wne="http://schemas.microsoft.com/office/word/2006/wordml" xmlns:wp14="http://schemas.microsoft.com/office/word/2010/wordprocessingDrawing" xmlns:wp="http://schemas.openxmlformats.org/drawingml/2006/wordprocessingDrawing" xmlns:wpc="http://schemas.microsoft.com/office/word/2010/wordprocessingCanvas" xmlns:wpg="http://schemas.microsoft.com/office/word/2010/wordprocessingGroup" xmlns:wpi="http://schemas.microsoft.com/office/word/2010/wordprocessingInk" xmlns:wps="http://schemas.microsoft.com/office/word/2010/wordprocessingShape" mc:Ignorable="w14 wp14">
+  <w:p>
+    <w:pPr>
+      <w:pStyle w:val="Footer"/>
+      <w:jc w:val="right"/>
+    </w:pPr>
+    <w:fldSimple w:instr="PAGE"/>
+  </w:p>
+</w:ftr>
 </file>
 
 <file path=word/numbering.xml><?xml version="1.0" encoding="utf-8"?>
@@ -772,7 +582,7 @@
   <w:docDefaults>
     <w:rPrDefault>
       <w:rPr>
-        <w:rFonts w:asciiTheme="minorHAnsi" w:eastAsiaTheme="minorEastAsia" w:hAnsiTheme="minorHAnsi" w:cstheme="minorBidi"/>
+        <w:rFonts/>
         <w:sz w:val="22"/>
         <w:szCs w:val="22"/>
         <w:lang w:val="en-US" w:eastAsia="en-US" w:bidi="ar-SA"/>
@@ -927,6 +737,15 @@
     <w:name w:val="Normal"/>
     <w:qFormat/>
     <w:rsid w:val="00FC693F"/>
+    <w:pPr>
+      <w:spacing w:after="120" w:line="259" w:lineRule="auto"/>
+    </w:pPr>
+    <w:rPr>
+      <w:rFonts w:ascii="Times New Roman" w:hAnsi="Times New Roman"/>
+      <w:color w:val="000000"/>
+      <w:sz w:val="24"/>
+      <w:lang w:val="ky-KG"/>
+    </w:rPr>
   </w:style>
   <w:style w:type="paragraph" w:styleId="Header">
     <w:name w:val="header"/>
@@ -983,16 +802,17 @@
     <w:pPr>
       <w:keepNext/>
       <w:keepLines/>
-      <w:spacing w:before="480" w:after="0"/>
+      <w:spacing w:before="480" w:after="120" w:line="259" w:lineRule="auto"/>
       <w:outlineLvl w:val="0"/>
     </w:pPr>
     <w:rPr>
-      <w:rFonts w:asciiTheme="majorHAnsi" w:eastAsiaTheme="majorEastAsia" w:hAnsiTheme="majorHAnsi" w:cstheme="majorBidi"/>
+      <w:rFonts w:ascii="Times New Roman" w:hAnsi="Times New Roman"/>
       <w:b/>
       <w:bCs/>
-      <w:color w:val="365F91" w:themeColor="accent1" w:themeShade="BF"/>
-      <w:sz w:val="28"/>
+      <w:color w:val="000000"/>
+      <w:sz w:val="26"/>
       <w:szCs w:val="28"/>
+      <w:lang w:val="ky-KG"/>
     </w:rPr>
   </w:style>
   <w:style w:type="paragraph" w:styleId="Heading2">
@@ -1007,16 +827,17 @@
     <w:pPr>
       <w:keepNext/>
       <w:keepLines/>
-      <w:spacing w:before="200" w:after="0"/>
+      <w:spacing w:before="200" w:after="120" w:line="259" w:lineRule="auto"/>
       <w:outlineLvl w:val="1"/>
     </w:pPr>
     <w:rPr>
-      <w:rFonts w:asciiTheme="majorHAnsi" w:eastAsiaTheme="majorEastAsia" w:hAnsiTheme="majorHAnsi" w:cstheme="majorBidi"/>
+      <w:rFonts w:ascii="Times New Roman" w:hAnsi="Times New Roman"/>
       <w:b/>
       <w:bCs/>
-      <w:color w:val="4F81BD" w:themeColor="accent1"/>
+      <w:color w:val="000000"/>
       <w:sz w:val="26"/>
       <w:szCs w:val="26"/>
+      <w:lang w:val="ky-KG"/>
     </w:rPr>
   </w:style>
   <w:style w:type="paragraph" w:styleId="Heading3">
@@ -1035,7 +856,7 @@
       <w:outlineLvl w:val="2"/>
     </w:pPr>
     <w:rPr>
-      <w:rFonts w:asciiTheme="majorHAnsi" w:eastAsiaTheme="majorEastAsia" w:hAnsiTheme="majorHAnsi" w:cstheme="majorBidi"/>
+      <w:rFonts/>
       <w:b/>
       <w:bCs/>
       <w:color w:val="4F81BD" w:themeColor="accent1"/>
@@ -1058,7 +879,7 @@
       <w:outlineLvl w:val="3"/>
     </w:pPr>
     <w:rPr>
-      <w:rFonts w:asciiTheme="majorHAnsi" w:eastAsiaTheme="majorEastAsia" w:hAnsiTheme="majorHAnsi" w:cstheme="majorBidi"/>
+      <w:rFonts/>
       <w:b/>
       <w:bCs/>
       <w:i/>
@@ -1083,7 +904,7 @@
       <w:outlineLvl w:val="4"/>
     </w:pPr>
     <w:rPr>
-      <w:rFonts w:asciiTheme="majorHAnsi" w:eastAsiaTheme="majorEastAsia" w:hAnsiTheme="majorHAnsi" w:cstheme="majorBidi"/>
+      <w:rFonts/>
       <w:color w:val="243F60" w:themeColor="accent1" w:themeShade="7F"/>
     </w:rPr>
   </w:style>
@@ -1104,7 +925,7 @@
       <w:outlineLvl w:val="5"/>
     </w:pPr>
     <w:rPr>
-      <w:rFonts w:asciiTheme="majorHAnsi" w:eastAsiaTheme="majorEastAsia" w:hAnsiTheme="majorHAnsi" w:cstheme="majorBidi"/>
+      <w:rFonts/>
       <w:i/>
       <w:iCs/>
       <w:color w:val="243F60" w:themeColor="accent1" w:themeShade="7F"/>
@@ -1127,7 +948,7 @@
       <w:outlineLvl w:val="6"/>
     </w:pPr>
     <w:rPr>
-      <w:rFonts w:asciiTheme="majorHAnsi" w:eastAsiaTheme="majorEastAsia" w:hAnsiTheme="majorHAnsi" w:cstheme="majorBidi"/>
+      <w:rFonts/>
       <w:i/>
       <w:iCs/>
       <w:color w:val="404040" w:themeColor="text1" w:themeTint="BF"/>
@@ -1150,7 +971,7 @@
       <w:outlineLvl w:val="7"/>
     </w:pPr>
     <w:rPr>
-      <w:rFonts w:asciiTheme="majorHAnsi" w:eastAsiaTheme="majorEastAsia" w:hAnsiTheme="majorHAnsi" w:cstheme="majorBidi"/>
+      <w:rFonts/>
       <w:color w:val="4F81BD" w:themeColor="accent1"/>
       <w:sz w:val="20"/>
       <w:szCs w:val="20"/>
@@ -1173,7 +994,7 @@
       <w:outlineLvl w:val="8"/>
     </w:pPr>
     <w:rPr>
-      <w:rFonts w:asciiTheme="majorHAnsi" w:eastAsiaTheme="majorEastAsia" w:hAnsiTheme="majorHAnsi" w:cstheme="majorBidi"/>
+      <w:rFonts/>
       <w:i/>
       <w:iCs/>
       <w:color w:val="404040" w:themeColor="text1" w:themeTint="BF"/>
@@ -1224,7 +1045,7 @@
     <w:uiPriority w:val="9"/>
     <w:rsid w:val="00FC693F"/>
     <w:rPr>
-      <w:rFonts w:asciiTheme="majorHAnsi" w:eastAsiaTheme="majorEastAsia" w:hAnsiTheme="majorHAnsi" w:cstheme="majorBidi"/>
+      <w:rFonts/>
       <w:b/>
       <w:bCs/>
       <w:color w:val="365F91" w:themeColor="accent1" w:themeShade="BF"/>
@@ -1239,7 +1060,7 @@
     <w:uiPriority w:val="9"/>
     <w:rsid w:val="00FC693F"/>
     <w:rPr>
-      <w:rFonts w:asciiTheme="majorHAnsi" w:eastAsiaTheme="majorEastAsia" w:hAnsiTheme="majorHAnsi" w:cstheme="majorBidi"/>
+      <w:rFonts/>
       <w:b/>
       <w:bCs/>
       <w:color w:val="4F81BD" w:themeColor="accent1"/>
@@ -1254,7 +1075,7 @@
     <w:uiPriority w:val="9"/>
     <w:rsid w:val="00FC693F"/>
     <w:rPr>
-      <w:rFonts w:asciiTheme="majorHAnsi" w:eastAsiaTheme="majorEastAsia" w:hAnsiTheme="majorHAnsi" w:cstheme="majorBidi"/>
+      <w:rFonts/>
       <w:b/>
       <w:bCs/>
       <w:color w:val="4F81BD" w:themeColor="accent1"/>
@@ -1269,19 +1090,17 @@
     <w:qFormat/>
     <w:rsid w:val="00FC693F"/>
     <w:pPr>
-      <w:pBdr>
-        <w:bottom w:val="single" w:sz="8" w:space="4" w:color="4F81BD" w:themeColor="accent1"/>
-      </w:pBdr>
-      <w:spacing w:after="300" w:line="240" w:lineRule="auto"/>
+      <w:spacing w:after="120" w:line="259" w:lineRule="auto"/>
       <w:contextualSpacing/>
     </w:pPr>
     <w:rPr>
-      <w:rFonts w:asciiTheme="majorHAnsi" w:eastAsiaTheme="majorEastAsia" w:hAnsiTheme="majorHAnsi" w:cstheme="majorBidi"/>
-      <w:color w:val="17365D" w:themeColor="text2" w:themeShade="BF"/>
+      <w:rFonts w:ascii="Times New Roman" w:hAnsi="Times New Roman"/>
+      <w:color w:val="000000"/>
       <w:spacing w:val="5"/>
       <w:kern w:val="28"/>
-      <w:sz w:val="52"/>
+      <w:sz w:val="40"/>
       <w:szCs w:val="52"/>
+      <w:lang w:val="ky-KG"/>
     </w:rPr>
   </w:style>
   <w:style w:type="character" w:customStyle="1" w:styleId="TitleChar">
@@ -1291,7 +1110,7 @@
     <w:uiPriority w:val="10"/>
     <w:rsid w:val="00FC693F"/>
     <w:rPr>
-      <w:rFonts w:asciiTheme="majorHAnsi" w:eastAsiaTheme="majorEastAsia" w:hAnsiTheme="majorHAnsi" w:cstheme="majorBidi"/>
+      <w:rFonts/>
       <w:color w:val="17365D" w:themeColor="text2" w:themeShade="BF"/>
       <w:spacing w:val="5"/>
       <w:kern w:val="28"/>
@@ -1313,7 +1132,7 @@
       </w:numPr>
     </w:pPr>
     <w:rPr>
-      <w:rFonts w:asciiTheme="majorHAnsi" w:eastAsiaTheme="majorEastAsia" w:hAnsiTheme="majorHAnsi" w:cstheme="majorBidi"/>
+      <w:rFonts/>
       <w:i/>
       <w:iCs/>
       <w:color w:val="4F81BD" w:themeColor="accent1"/>
@@ -1329,7 +1148,7 @@
     <w:uiPriority w:val="11"/>
     <w:rsid w:val="00FC693F"/>
     <w:rPr>
-      <w:rFonts w:asciiTheme="majorHAnsi" w:eastAsiaTheme="majorEastAsia" w:hAnsiTheme="majorHAnsi" w:cstheme="majorBidi"/>
+      <w:rFonts/>
       <w:i/>
       <w:iCs/>
       <w:color w:val="4F81BD" w:themeColor="accent1"/>
@@ -1454,8 +1273,15 @@
       <w:numPr>
         <w:numId w:val="1"/>
       </w:numPr>
+      <w:spacing w:after="120" w:line="259" w:lineRule="auto"/>
       <w:contextualSpacing/>
     </w:pPr>
+    <w:rPr>
+      <w:rFonts w:ascii="Times New Roman" w:hAnsi="Times New Roman"/>
+      <w:color w:val="000000"/>
+      <w:sz w:val="24"/>
+      <w:lang w:val="ky-KG"/>
+    </w:rPr>
   </w:style>
   <w:style w:type="paragraph" w:styleId="ListBullet2">
     <w:name w:val="List Bullet 2"/>
@@ -1627,7 +1453,7 @@
     <w:semiHidden/>
     <w:rsid w:val="00FC693F"/>
     <w:rPr>
-      <w:rFonts w:asciiTheme="majorHAnsi" w:eastAsiaTheme="majorEastAsia" w:hAnsiTheme="majorHAnsi" w:cstheme="majorBidi"/>
+      <w:rFonts/>
       <w:b/>
       <w:bCs/>
       <w:i/>
@@ -1643,7 +1469,7 @@
     <w:semiHidden/>
     <w:rsid w:val="00FC693F"/>
     <w:rPr>
-      <w:rFonts w:asciiTheme="majorHAnsi" w:eastAsiaTheme="majorEastAsia" w:hAnsiTheme="majorHAnsi" w:cstheme="majorBidi"/>
+      <w:rFonts/>
       <w:color w:val="243F60" w:themeColor="accent1" w:themeShade="7F"/>
     </w:rPr>
   </w:style>
@@ -1655,7 +1481,7 @@
     <w:semiHidden/>
     <w:rsid w:val="00FC693F"/>
     <w:rPr>
-      <w:rFonts w:asciiTheme="majorHAnsi" w:eastAsiaTheme="majorEastAsia" w:hAnsiTheme="majorHAnsi" w:cstheme="majorBidi"/>
+      <w:rFonts/>
       <w:i/>
       <w:iCs/>
       <w:color w:val="243F60" w:themeColor="accent1" w:themeShade="7F"/>
@@ -1669,7 +1495,7 @@
     <w:semiHidden/>
     <w:rsid w:val="00FC693F"/>
     <w:rPr>
-      <w:rFonts w:asciiTheme="majorHAnsi" w:eastAsiaTheme="majorEastAsia" w:hAnsiTheme="majorHAnsi" w:cstheme="majorBidi"/>
+      <w:rFonts/>
       <w:i/>
       <w:iCs/>
       <w:color w:val="404040" w:themeColor="text1" w:themeTint="BF"/>
@@ -1683,7 +1509,7 @@
     <w:semiHidden/>
     <w:rsid w:val="00FC693F"/>
     <w:rPr>
-      <w:rFonts w:asciiTheme="majorHAnsi" w:eastAsiaTheme="majorEastAsia" w:hAnsiTheme="majorHAnsi" w:cstheme="majorBidi"/>
+      <w:rFonts/>
       <w:color w:val="4F81BD" w:themeColor="accent1"/>
       <w:sz w:val="20"/>
       <w:szCs w:val="20"/>
@@ -1697,7 +1523,7 @@
     <w:semiHidden/>
     <w:rsid w:val="00FC693F"/>
     <w:rPr>
-      <w:rFonts w:asciiTheme="majorHAnsi" w:eastAsiaTheme="majorEastAsia" w:hAnsiTheme="majorHAnsi" w:cstheme="majorBidi"/>
+      <w:rFonts/>
       <w:i/>
       <w:iCs/>
       <w:color w:val="404040" w:themeColor="text1" w:themeTint="BF"/>
@@ -1756,9 +1582,6 @@
     <w:qFormat/>
     <w:rsid w:val="00FC693F"/>
     <w:pPr>
-      <w:pBdr>
-        <w:bottom w:val="single" w:sz="4" w:space="4" w:color="4F81BD" w:themeColor="accent1"/>
-      </w:pBdr>
       <w:spacing w:before="200" w:after="280"/>
       <w:ind w:left="936" w:right="936"/>
     </w:pPr>
@@ -3286,7 +3109,7 @@
         <w:spacing w:before="0" w:after="0" w:line="240" w:lineRule="auto"/>
       </w:pPr>
       <w:rPr>
-        <w:rFonts w:asciiTheme="majorHAnsi" w:eastAsiaTheme="majorEastAsia" w:hAnsiTheme="majorHAnsi" w:cstheme="majorBidi"/>
+        <w:rFonts/>
         <w:b/>
         <w:bCs/>
       </w:rPr>
@@ -3307,7 +3130,7 @@
         <w:spacing w:before="0" w:after="0" w:line="240" w:lineRule="auto"/>
       </w:pPr>
       <w:rPr>
-        <w:rFonts w:asciiTheme="majorHAnsi" w:eastAsiaTheme="majorEastAsia" w:hAnsiTheme="majorHAnsi" w:cstheme="majorBidi"/>
+        <w:rFonts/>
         <w:b/>
         <w:bCs/>
       </w:rPr>
@@ -3325,14 +3148,14 @@
     </w:tblStylePr>
     <w:tblStylePr w:type="firstCol">
       <w:rPr>
-        <w:rFonts w:asciiTheme="majorHAnsi" w:eastAsiaTheme="majorEastAsia" w:hAnsiTheme="majorHAnsi" w:cstheme="majorBidi"/>
+        <w:rFonts/>
         <w:b/>
         <w:bCs/>
       </w:rPr>
     </w:tblStylePr>
     <w:tblStylePr w:type="lastCol">
       <w:rPr>
-        <w:rFonts w:asciiTheme="majorHAnsi" w:eastAsiaTheme="majorEastAsia" w:hAnsiTheme="majorHAnsi" w:cstheme="majorBidi"/>
+        <w:rFonts/>
         <w:b/>
         <w:bCs/>
       </w:rPr>
@@ -3416,7 +3239,7 @@
         <w:spacing w:before="0" w:after="0" w:line="240" w:lineRule="auto"/>
       </w:pPr>
       <w:rPr>
-        <w:rFonts w:asciiTheme="majorHAnsi" w:eastAsiaTheme="majorEastAsia" w:hAnsiTheme="majorHAnsi" w:cstheme="majorBidi"/>
+        <w:rFonts/>
         <w:b/>
         <w:bCs/>
       </w:rPr>
@@ -3437,7 +3260,7 @@
         <w:spacing w:before="0" w:after="0" w:line="240" w:lineRule="auto"/>
       </w:pPr>
       <w:rPr>
-        <w:rFonts w:asciiTheme="majorHAnsi" w:eastAsiaTheme="majorEastAsia" w:hAnsiTheme="majorHAnsi" w:cstheme="majorBidi"/>
+        <w:rFonts/>
         <w:b/>
         <w:bCs/>
       </w:rPr>
@@ -3455,14 +3278,14 @@
     </w:tblStylePr>
     <w:tblStylePr w:type="firstCol">
       <w:rPr>
-        <w:rFonts w:asciiTheme="majorHAnsi" w:eastAsiaTheme="majorEastAsia" w:hAnsiTheme="majorHAnsi" w:cstheme="majorBidi"/>
+        <w:rFonts/>
         <w:b/>
         <w:bCs/>
       </w:rPr>
     </w:tblStylePr>
     <w:tblStylePr w:type="lastCol">
       <w:rPr>
-        <w:rFonts w:asciiTheme="majorHAnsi" w:eastAsiaTheme="majorEastAsia" w:hAnsiTheme="majorHAnsi" w:cstheme="majorBidi"/>
+        <w:rFonts/>
         <w:b/>
         <w:bCs/>
       </w:rPr>
@@ -3546,7 +3369,7 @@
         <w:spacing w:before="0" w:after="0" w:line="240" w:lineRule="auto"/>
       </w:pPr>
       <w:rPr>
-        <w:rFonts w:asciiTheme="majorHAnsi" w:eastAsiaTheme="majorEastAsia" w:hAnsiTheme="majorHAnsi" w:cstheme="majorBidi"/>
+        <w:rFonts/>
         <w:b/>
         <w:bCs/>
       </w:rPr>
@@ -3567,7 +3390,7 @@
         <w:spacing w:before="0" w:after="0" w:line="240" w:lineRule="auto"/>
       </w:pPr>
       <w:rPr>
-        <w:rFonts w:asciiTheme="majorHAnsi" w:eastAsiaTheme="majorEastAsia" w:hAnsiTheme="majorHAnsi" w:cstheme="majorBidi"/>
+        <w:rFonts/>
         <w:b/>
         <w:bCs/>
       </w:rPr>
@@ -3585,14 +3408,14 @@
     </w:tblStylePr>
     <w:tblStylePr w:type="firstCol">
       <w:rPr>
-        <w:rFonts w:asciiTheme="majorHAnsi" w:eastAsiaTheme="majorEastAsia" w:hAnsiTheme="majorHAnsi" w:cstheme="majorBidi"/>
+        <w:rFonts/>
         <w:b/>
         <w:bCs/>
       </w:rPr>
     </w:tblStylePr>
     <w:tblStylePr w:type="lastCol">
       <w:rPr>
-        <w:rFonts w:asciiTheme="majorHAnsi" w:eastAsiaTheme="majorEastAsia" w:hAnsiTheme="majorHAnsi" w:cstheme="majorBidi"/>
+        <w:rFonts/>
         <w:b/>
         <w:bCs/>
       </w:rPr>
@@ -3676,7 +3499,7 @@
         <w:spacing w:before="0" w:after="0" w:line="240" w:lineRule="auto"/>
       </w:pPr>
       <w:rPr>
-        <w:rFonts w:asciiTheme="majorHAnsi" w:eastAsiaTheme="majorEastAsia" w:hAnsiTheme="majorHAnsi" w:cstheme="majorBidi"/>
+        <w:rFonts/>
         <w:b/>
         <w:bCs/>
       </w:rPr>
@@ -3697,7 +3520,7 @@
         <w:spacing w:before="0" w:after="0" w:line="240" w:lineRule="auto"/>
       </w:pPr>
       <w:rPr>
-        <w:rFonts w:asciiTheme="majorHAnsi" w:eastAsiaTheme="majorEastAsia" w:hAnsiTheme="majorHAnsi" w:cstheme="majorBidi"/>
+        <w:rFonts/>
         <w:b/>
         <w:bCs/>
       </w:rPr>
@@ -3715,14 +3538,14 @@
     </w:tblStylePr>
     <w:tblStylePr w:type="firstCol">
       <w:rPr>
-        <w:rFonts w:asciiTheme="majorHAnsi" w:eastAsiaTheme="majorEastAsia" w:hAnsiTheme="majorHAnsi" w:cstheme="majorBidi"/>
+        <w:rFonts/>
         <w:b/>
         <w:bCs/>
       </w:rPr>
     </w:tblStylePr>
     <w:tblStylePr w:type="lastCol">
       <w:rPr>
-        <w:rFonts w:asciiTheme="majorHAnsi" w:eastAsiaTheme="majorEastAsia" w:hAnsiTheme="majorHAnsi" w:cstheme="majorBidi"/>
+        <w:rFonts/>
         <w:b/>
         <w:bCs/>
       </w:rPr>
@@ -3806,7 +3629,7 @@
         <w:spacing w:before="0" w:after="0" w:line="240" w:lineRule="auto"/>
       </w:pPr>
       <w:rPr>
-        <w:rFonts w:asciiTheme="majorHAnsi" w:eastAsiaTheme="majorEastAsia" w:hAnsiTheme="majorHAnsi" w:cstheme="majorBidi"/>
+        <w:rFonts/>
         <w:b/>
         <w:bCs/>
       </w:rPr>
@@ -3827,7 +3650,7 @@
         <w:spacing w:before="0" w:after="0" w:line="240" w:lineRule="auto"/>
       </w:pPr>
       <w:rPr>
-        <w:rFonts w:asciiTheme="majorHAnsi" w:eastAsiaTheme="majorEastAsia" w:hAnsiTheme="majorHAnsi" w:cstheme="majorBidi"/>
+        <w:rFonts/>
         <w:b/>
         <w:bCs/>
       </w:rPr>
@@ -3845,14 +3668,14 @@
     </w:tblStylePr>
     <w:tblStylePr w:type="firstCol">
       <w:rPr>
-        <w:rFonts w:asciiTheme="majorHAnsi" w:eastAsiaTheme="majorEastAsia" w:hAnsiTheme="majorHAnsi" w:cstheme="majorBidi"/>
+        <w:rFonts/>
         <w:b/>
         <w:bCs/>
       </w:rPr>
     </w:tblStylePr>
     <w:tblStylePr w:type="lastCol">
       <w:rPr>
-        <w:rFonts w:asciiTheme="majorHAnsi" w:eastAsiaTheme="majorEastAsia" w:hAnsiTheme="majorHAnsi" w:cstheme="majorBidi"/>
+        <w:rFonts/>
         <w:b/>
         <w:bCs/>
       </w:rPr>
@@ -3936,7 +3759,7 @@
         <w:spacing w:before="0" w:after="0" w:line="240" w:lineRule="auto"/>
       </w:pPr>
       <w:rPr>
-        <w:rFonts w:asciiTheme="majorHAnsi" w:eastAsiaTheme="majorEastAsia" w:hAnsiTheme="majorHAnsi" w:cstheme="majorBidi"/>
+        <w:rFonts/>
         <w:b/>
         <w:bCs/>
       </w:rPr>
@@ -3957,7 +3780,7 @@
         <w:spacing w:before="0" w:after="0" w:line="240" w:lineRule="auto"/>
       </w:pPr>
       <w:rPr>
-        <w:rFonts w:asciiTheme="majorHAnsi" w:eastAsiaTheme="majorEastAsia" w:hAnsiTheme="majorHAnsi" w:cstheme="majorBidi"/>
+        <w:rFonts/>
         <w:b/>
         <w:bCs/>
       </w:rPr>
@@ -3975,14 +3798,14 @@
     </w:tblStylePr>
     <w:tblStylePr w:type="firstCol">
       <w:rPr>
-        <w:rFonts w:asciiTheme="majorHAnsi" w:eastAsiaTheme="majorEastAsia" w:hAnsiTheme="majorHAnsi" w:cstheme="majorBidi"/>
+        <w:rFonts/>
         <w:b/>
         <w:bCs/>
       </w:rPr>
     </w:tblStylePr>
     <w:tblStylePr w:type="lastCol">
       <w:rPr>
-        <w:rFonts w:asciiTheme="majorHAnsi" w:eastAsiaTheme="majorEastAsia" w:hAnsiTheme="majorHAnsi" w:cstheme="majorBidi"/>
+        <w:rFonts/>
         <w:b/>
         <w:bCs/>
       </w:rPr>
@@ -4066,7 +3889,7 @@
         <w:spacing w:before="0" w:after="0" w:line="240" w:lineRule="auto"/>
       </w:pPr>
       <w:rPr>
-        <w:rFonts w:asciiTheme="majorHAnsi" w:eastAsiaTheme="majorEastAsia" w:hAnsiTheme="majorHAnsi" w:cstheme="majorBidi"/>
+        <w:rFonts/>
         <w:b/>
         <w:bCs/>
       </w:rPr>
@@ -4087,7 +3910,7 @@
         <w:spacing w:before="0" w:after="0" w:line="240" w:lineRule="auto"/>
       </w:pPr>
       <w:rPr>
-        <w:rFonts w:asciiTheme="majorHAnsi" w:eastAsiaTheme="majorEastAsia" w:hAnsiTheme="majorHAnsi" w:cstheme="majorBidi"/>
+        <w:rFonts/>
         <w:b/>
         <w:bCs/>
       </w:rPr>
@@ -4105,14 +3928,14 @@
     </w:tblStylePr>
     <w:tblStylePr w:type="firstCol">
       <w:rPr>
-        <w:rFonts w:asciiTheme="majorHAnsi" w:eastAsiaTheme="majorEastAsia" w:hAnsiTheme="majorHAnsi" w:cstheme="majorBidi"/>
+        <w:rFonts/>
         <w:b/>
         <w:bCs/>
       </w:rPr>
     </w:tblStylePr>
     <w:tblStylePr w:type="lastCol">
       <w:rPr>
-        <w:rFonts w:asciiTheme="majorHAnsi" w:eastAsiaTheme="majorEastAsia" w:hAnsiTheme="majorHAnsi" w:cstheme="majorBidi"/>
+        <w:rFonts/>
         <w:b/>
         <w:bCs/>
       </w:rPr>
@@ -5977,7 +5800,7 @@
     </w:tblPr>
     <w:tblStylePr w:type="firstRow">
       <w:rPr>
-        <w:rFonts w:asciiTheme="majorHAnsi" w:eastAsiaTheme="majorEastAsia" w:hAnsiTheme="majorHAnsi" w:cstheme="majorBidi"/>
+        <w:rFonts/>
       </w:rPr>
       <w:tblPr/>
       <w:tcPr>
@@ -6061,7 +5884,7 @@
     </w:tblPr>
     <w:tblStylePr w:type="firstRow">
       <w:rPr>
-        <w:rFonts w:asciiTheme="majorHAnsi" w:eastAsiaTheme="majorEastAsia" w:hAnsiTheme="majorHAnsi" w:cstheme="majorBidi"/>
+        <w:rFonts/>
       </w:rPr>
       <w:tblPr/>
       <w:tcPr>
@@ -6145,7 +5968,7 @@
     </w:tblPr>
     <w:tblStylePr w:type="firstRow">
       <w:rPr>
-        <w:rFonts w:asciiTheme="majorHAnsi" w:eastAsiaTheme="majorEastAsia" w:hAnsiTheme="majorHAnsi" w:cstheme="majorBidi"/>
+        <w:rFonts/>
       </w:rPr>
       <w:tblPr/>
       <w:tcPr>
@@ -6229,7 +6052,7 @@
     </w:tblPr>
     <w:tblStylePr w:type="firstRow">
       <w:rPr>
-        <w:rFonts w:asciiTheme="majorHAnsi" w:eastAsiaTheme="majorEastAsia" w:hAnsiTheme="majorHAnsi" w:cstheme="majorBidi"/>
+        <w:rFonts/>
       </w:rPr>
       <w:tblPr/>
       <w:tcPr>
@@ -6313,7 +6136,7 @@
     </w:tblPr>
     <w:tblStylePr w:type="firstRow">
       <w:rPr>
-        <w:rFonts w:asciiTheme="majorHAnsi" w:eastAsiaTheme="majorEastAsia" w:hAnsiTheme="majorHAnsi" w:cstheme="majorBidi"/>
+        <w:rFonts/>
       </w:rPr>
       <w:tblPr/>
       <w:tcPr>
@@ -6397,7 +6220,7 @@
     </w:tblPr>
     <w:tblStylePr w:type="firstRow">
       <w:rPr>
-        <w:rFonts w:asciiTheme="majorHAnsi" w:eastAsiaTheme="majorEastAsia" w:hAnsiTheme="majorHAnsi" w:cstheme="majorBidi"/>
+        <w:rFonts/>
       </w:rPr>
       <w:tblPr/>
       <w:tcPr>
@@ -6481,7 +6304,7 @@
     </w:tblPr>
     <w:tblStylePr w:type="firstRow">
       <w:rPr>
-        <w:rFonts w:asciiTheme="majorHAnsi" w:eastAsiaTheme="majorEastAsia" w:hAnsiTheme="majorHAnsi" w:cstheme="majorBidi"/>
+        <w:rFonts/>
       </w:rPr>
       <w:tblPr/>
       <w:tcPr>
@@ -6546,7 +6369,7 @@
       <w:spacing w:after="0" w:line="240" w:lineRule="auto"/>
     </w:pPr>
     <w:rPr>
-      <w:rFonts w:asciiTheme="majorHAnsi" w:eastAsiaTheme="majorEastAsia" w:hAnsiTheme="majorHAnsi" w:cstheme="majorBidi"/>
+      <w:rFonts/>
       <w:color w:val="000000" w:themeColor="text1"/>
     </w:rPr>
     <w:tblPr>
@@ -6674,7 +6497,7 @@
       <w:spacing w:after="0" w:line="240" w:lineRule="auto"/>
     </w:pPr>
     <w:rPr>
-      <w:rFonts w:asciiTheme="majorHAnsi" w:eastAsiaTheme="majorEastAsia" w:hAnsiTheme="majorHAnsi" w:cstheme="majorBidi"/>
+      <w:rFonts/>
       <w:color w:val="000000" w:themeColor="text1"/>
     </w:rPr>
     <w:tblPr>
@@ -6802,7 +6625,7 @@
       <w:spacing w:after="0" w:line="240" w:lineRule="auto"/>
     </w:pPr>
     <w:rPr>
-      <w:rFonts w:asciiTheme="majorHAnsi" w:eastAsiaTheme="majorEastAsia" w:hAnsiTheme="majorHAnsi" w:cstheme="majorBidi"/>
+      <w:rFonts/>
       <w:color w:val="000000" w:themeColor="text1"/>
     </w:rPr>
     <w:tblPr>
@@ -6930,7 +6753,7 @@
       <w:spacing w:after="0" w:line="240" w:lineRule="auto"/>
     </w:pPr>
     <w:rPr>
-      <w:rFonts w:asciiTheme="majorHAnsi" w:eastAsiaTheme="majorEastAsia" w:hAnsiTheme="majorHAnsi" w:cstheme="majorBidi"/>
+      <w:rFonts/>
       <w:color w:val="000000" w:themeColor="text1"/>
     </w:rPr>
     <w:tblPr>
@@ -7058,7 +6881,7 @@
       <w:spacing w:after="0" w:line="240" w:lineRule="auto"/>
     </w:pPr>
     <w:rPr>
-      <w:rFonts w:asciiTheme="majorHAnsi" w:eastAsiaTheme="majorEastAsia" w:hAnsiTheme="majorHAnsi" w:cstheme="majorBidi"/>
+      <w:rFonts/>
       <w:color w:val="000000" w:themeColor="text1"/>
     </w:rPr>
     <w:tblPr>
@@ -7186,7 +7009,7 @@
       <w:spacing w:after="0" w:line="240" w:lineRule="auto"/>
     </w:pPr>
     <w:rPr>
-      <w:rFonts w:asciiTheme="majorHAnsi" w:eastAsiaTheme="majorEastAsia" w:hAnsiTheme="majorHAnsi" w:cstheme="majorBidi"/>
+      <w:rFonts/>
       <w:color w:val="000000" w:themeColor="text1"/>
     </w:rPr>
     <w:tblPr>
@@ -7314,7 +7137,7 @@
       <w:spacing w:after="0" w:line="240" w:lineRule="auto"/>
     </w:pPr>
     <w:rPr>
-      <w:rFonts w:asciiTheme="majorHAnsi" w:eastAsiaTheme="majorEastAsia" w:hAnsiTheme="majorHAnsi" w:cstheme="majorBidi"/>
+      <w:rFonts/>
       <w:color w:val="000000" w:themeColor="text1"/>
     </w:rPr>
     <w:tblPr>
@@ -7953,7 +7776,7 @@
       <w:spacing w:after="0" w:line="240" w:lineRule="auto"/>
     </w:pPr>
     <w:rPr>
-      <w:rFonts w:asciiTheme="majorHAnsi" w:eastAsiaTheme="majorEastAsia" w:hAnsiTheme="majorHAnsi" w:cstheme="majorBidi"/>
+      <w:rFonts/>
       <w:color w:val="000000" w:themeColor="text1"/>
     </w:rPr>
     <w:tblPr>
@@ -8078,7 +7901,7 @@
       <w:spacing w:after="0" w:line="240" w:lineRule="auto"/>
     </w:pPr>
     <w:rPr>
-      <w:rFonts w:asciiTheme="majorHAnsi" w:eastAsiaTheme="majorEastAsia" w:hAnsiTheme="majorHAnsi" w:cstheme="majorBidi"/>
+      <w:rFonts/>
       <w:color w:val="000000" w:themeColor="text1"/>
     </w:rPr>
     <w:tblPr>
@@ -8203,7 +8026,7 @@
       <w:spacing w:after="0" w:line="240" w:lineRule="auto"/>
     </w:pPr>
     <w:rPr>
-      <w:rFonts w:asciiTheme="majorHAnsi" w:eastAsiaTheme="majorEastAsia" w:hAnsiTheme="majorHAnsi" w:cstheme="majorBidi"/>
+      <w:rFonts/>
       <w:color w:val="000000" w:themeColor="text1"/>
     </w:rPr>
     <w:tblPr>
@@ -8328,7 +8151,7 @@
       <w:spacing w:after="0" w:line="240" w:lineRule="auto"/>
     </w:pPr>
     <w:rPr>
-      <w:rFonts w:asciiTheme="majorHAnsi" w:eastAsiaTheme="majorEastAsia" w:hAnsiTheme="majorHAnsi" w:cstheme="majorBidi"/>
+      <w:rFonts/>
       <w:color w:val="000000" w:themeColor="text1"/>
     </w:rPr>
     <w:tblPr>
@@ -8453,7 +8276,7 @@
       <w:spacing w:after="0" w:line="240" w:lineRule="auto"/>
     </w:pPr>
     <w:rPr>
-      <w:rFonts w:asciiTheme="majorHAnsi" w:eastAsiaTheme="majorEastAsia" w:hAnsiTheme="majorHAnsi" w:cstheme="majorBidi"/>
+      <w:rFonts/>
       <w:color w:val="000000" w:themeColor="text1"/>
     </w:rPr>
     <w:tblPr>
@@ -8578,7 +8401,7 @@
       <w:spacing w:after="0" w:line="240" w:lineRule="auto"/>
     </w:pPr>
     <w:rPr>
-      <w:rFonts w:asciiTheme="majorHAnsi" w:eastAsiaTheme="majorEastAsia" w:hAnsiTheme="majorHAnsi" w:cstheme="majorBidi"/>
+      <w:rFonts/>
       <w:color w:val="000000" w:themeColor="text1"/>
     </w:rPr>
     <w:tblPr>
@@ -8703,7 +8526,7 @@
       <w:spacing w:after="0" w:line="240" w:lineRule="auto"/>
     </w:pPr>
     <w:rPr>
-      <w:rFonts w:asciiTheme="majorHAnsi" w:eastAsiaTheme="majorEastAsia" w:hAnsiTheme="majorHAnsi" w:cstheme="majorBidi"/>
+      <w:rFonts/>
       <w:color w:val="000000" w:themeColor="text1"/>
     </w:rPr>
     <w:tblPr>
